--- a/06-学生侧材料/讲义/2026-06-23-酸碱理论.docx
+++ b/06-学生侧材料/讲义/2026-06-23-酸碱理论.docx
@@ -582,6 +582,7 @@
           <w:p>
             <w:pPr>
               <w:pStyle w:val="Compact"/>
+              <w:jc w:val="center"/>
             </w:pPr>
           </w:p>
         </w:tc>
@@ -590,7 +591,7 @@
           <w:p>
             <w:pPr>
               <w:pStyle w:val="Compact"/>
-              <w:jc w:val="left"/>
+              <w:jc w:val="center"/>
             </w:pPr>
             <w:r>
               <w:rPr>
@@ -606,7 +607,7 @@
           <w:p>
             <w:pPr>
               <w:pStyle w:val="Compact"/>
-              <w:jc w:val="left"/>
+              <w:jc w:val="center"/>
             </w:pPr>
             <w:r>
               <w:rPr>
@@ -624,7 +625,7 @@
           <w:p>
             <w:pPr>
               <w:pStyle w:val="Compact"/>
-              <w:jc w:val="left"/>
+              <w:jc w:val="center"/>
             </w:pPr>
             <w:r>
               <w:rPr>
@@ -641,7 +642,7 @@
           <w:p>
             <w:pPr>
               <w:pStyle w:val="Compact"/>
-              <w:jc w:val="left"/>
+              <w:jc w:val="center"/>
             </w:pPr>
             <w:r>
               <w:rPr>
@@ -682,7 +683,7 @@
           <w:p>
             <w:pPr>
               <w:pStyle w:val="Compact"/>
-              <w:jc w:val="left"/>
+              <w:jc w:val="center"/>
             </w:pPr>
             <w:r>
               <w:rPr>
@@ -699,7 +700,7 @@
           <w:p>
             <w:pPr>
               <w:pStyle w:val="Compact"/>
-              <w:jc w:val="left"/>
+              <w:jc w:val="center"/>
             </w:pPr>
             <w:r>
               <w:rPr>
@@ -716,7 +717,7 @@
           <w:p>
             <w:pPr>
               <w:pStyle w:val="Compact"/>
-              <w:jc w:val="left"/>
+              <w:jc w:val="center"/>
             </w:pPr>
             <w:r>
               <w:rPr>
@@ -757,7 +758,7 @@
           <w:p>
             <w:pPr>
               <w:pStyle w:val="Compact"/>
-              <w:jc w:val="left"/>
+              <w:jc w:val="center"/>
             </w:pPr>
             <w:r>
               <w:rPr>
@@ -839,6 +840,7 @@
           <w:p>
             <w:pPr>
               <w:pStyle w:val="Compact"/>
+              <w:jc w:val="center"/>
             </w:pPr>
           </w:p>
         </w:tc>
@@ -847,7 +849,7 @@
           <w:p>
             <w:pPr>
               <w:pStyle w:val="Compact"/>
-              <w:jc w:val="left"/>
+              <w:jc w:val="center"/>
             </w:pPr>
             <w:r>
               <w:rPr>
@@ -863,7 +865,7 @@
           <w:p>
             <w:pPr>
               <w:pStyle w:val="Compact"/>
-              <w:jc w:val="left"/>
+              <w:jc w:val="center"/>
             </w:pPr>
             <w:r>
               <w:rPr>
@@ -881,7 +883,7 @@
           <w:p>
             <w:pPr>
               <w:pStyle w:val="Compact"/>
-              <w:jc w:val="left"/>
+              <w:jc w:val="center"/>
             </w:pPr>
             <w:r>
               <w:rPr>
@@ -898,7 +900,7 @@
           <w:p>
             <w:pPr>
               <w:pStyle w:val="Compact"/>
-              <w:jc w:val="left"/>
+              <w:jc w:val="center"/>
             </w:pPr>
             <w:r>
               <w:rPr>
@@ -933,7 +935,7 @@
           <w:p>
             <w:pPr>
               <w:pStyle w:val="Compact"/>
-              <w:jc w:val="left"/>
+              <w:jc w:val="center"/>
             </w:pPr>
             <w:r>
               <w:rPr>
@@ -950,7 +952,7 @@
           <w:p>
             <w:pPr>
               <w:pStyle w:val="Compact"/>
-              <w:jc w:val="left"/>
+              <w:jc w:val="center"/>
             </w:pPr>
             <w:r>
               <w:rPr>
@@ -967,7 +969,7 @@
           <w:p>
             <w:pPr>
               <w:pStyle w:val="Compact"/>
-              <w:jc w:val="left"/>
+              <w:jc w:val="center"/>
             </w:pPr>
             <w:r>
               <w:rPr>
@@ -1002,7 +1004,7 @@
           <w:p>
             <w:pPr>
               <w:pStyle w:val="Compact"/>
-              <w:jc w:val="left"/>
+              <w:jc w:val="center"/>
             </w:pPr>
             <w:r>
               <w:rPr>
@@ -1090,6 +1092,7 @@
           <w:p>
             <w:pPr>
               <w:pStyle w:val="Compact"/>
+              <w:jc w:val="center"/>
             </w:pPr>
           </w:p>
         </w:tc>
@@ -1098,7 +1101,7 @@
           <w:p>
             <w:pPr>
               <w:pStyle w:val="Compact"/>
-              <w:jc w:val="left"/>
+              <w:jc w:val="center"/>
             </w:pPr>
             <w:r>
               <w:rPr>
@@ -1114,7 +1117,7 @@
           <w:p>
             <w:pPr>
               <w:pStyle w:val="Compact"/>
-              <w:jc w:val="left"/>
+              <w:jc w:val="center"/>
             </w:pPr>
             <w:r>
               <w:rPr>
@@ -1132,7 +1135,7 @@
           <w:p>
             <w:pPr>
               <w:pStyle w:val="Compact"/>
-              <w:jc w:val="left"/>
+              <w:jc w:val="center"/>
             </w:pPr>
             <w:r>
               <w:rPr>
@@ -1149,7 +1152,7 @@
           <w:p>
             <w:pPr>
               <w:pStyle w:val="Compact"/>
-              <w:jc w:val="left"/>
+              <w:jc w:val="center"/>
             </w:pPr>
             <w:r>
               <w:rPr>
@@ -1184,7 +1187,7 @@
           <w:p>
             <w:pPr>
               <w:pStyle w:val="Compact"/>
-              <w:jc w:val="left"/>
+              <w:jc w:val="center"/>
             </w:pPr>
             <w:r>
               <w:rPr>
@@ -1201,7 +1204,7 @@
           <w:p>
             <w:pPr>
               <w:pStyle w:val="Compact"/>
-              <w:jc w:val="left"/>
+              <w:jc w:val="center"/>
             </w:pPr>
             <w:r>
               <w:rPr>
@@ -1218,7 +1221,7 @@
           <w:p>
             <w:pPr>
               <w:pStyle w:val="Compact"/>
-              <w:jc w:val="left"/>
+              <w:jc w:val="center"/>
             </w:pPr>
             <w:r>
               <w:rPr>
@@ -1253,7 +1256,7 @@
           <w:p>
             <w:pPr>
               <w:pStyle w:val="Compact"/>
-              <w:jc w:val="left"/>
+              <w:jc w:val="center"/>
             </w:pPr>
             <w:r>
               <w:rPr>
@@ -1447,6 +1450,12 @@
       <m:oMathPara>
         <m:oMathParaPr>
           <m:jc m:val="center"/>
+          <m:ctrlPr>
+            <w:rPr>
+              <w:sz w:val="28"/>
+              <w:szCs w:val="28"/>
+            </w:rPr>
+          </m:ctrlPr>
         </m:oMathParaPr>
         <m:oMath>
           <m:r>
@@ -1559,6 +1568,12 @@
       <m:oMathPara>
         <m:oMathParaPr>
           <m:jc m:val="center"/>
+          <m:ctrlPr>
+            <w:rPr>
+              <w:sz w:val="28"/>
+              <w:szCs w:val="28"/>
+            </w:rPr>
+          </m:ctrlPr>
         </m:oMathParaPr>
         <m:oMath>
           <m:r>
@@ -1591,7 +1606,7 @@
           <w:p>
             <w:pPr>
               <w:pStyle w:val="Compact"/>
-              <w:jc w:val="left"/>
+              <w:jc w:val="center"/>
             </w:pPr>
             <w:r>
               <w:rPr>
@@ -1607,7 +1622,7 @@
           <w:p>
             <w:pPr>
               <w:pStyle w:val="Compact"/>
-              <w:jc w:val="left"/>
+              <w:jc w:val="center"/>
             </w:pPr>
             <w:r>
               <w:rPr>
@@ -1623,7 +1638,7 @@
           <w:p>
             <w:pPr>
               <w:pStyle w:val="Compact"/>
-              <w:jc w:val="left"/>
+              <w:jc w:val="center"/>
             </w:pPr>
             <w:r>
               <w:rPr>
@@ -1641,7 +1656,7 @@
           <w:p>
             <w:pPr>
               <w:pStyle w:val="Compact"/>
-              <w:jc w:val="left"/>
+              <w:jc w:val="center"/>
             </w:pPr>
             <w:r>
               <w:rPr>
@@ -1662,7 +1677,7 @@
           <w:p>
             <w:pPr>
               <w:pStyle w:val="Compact"/>
-              <w:jc w:val="left"/>
+              <w:jc w:val="center"/>
             </w:pPr>
             <w:r>
               <w:rPr>
@@ -1677,7 +1692,7 @@
           <w:p>
             <w:pPr>
               <w:pStyle w:val="Compact"/>
-              <w:jc w:val="left"/>
+              <w:jc w:val="center"/>
             </w:pPr>
             <w:r>
               <w:rPr>
@@ -1694,7 +1709,7 @@
           <w:p>
             <w:pPr>
               <w:pStyle w:val="Compact"/>
-              <w:jc w:val="left"/>
+              <w:jc w:val="center"/>
             </w:pPr>
             <w:r>
               <w:rPr>
@@ -1715,7 +1730,7 @@
           <w:p>
             <w:pPr>
               <w:pStyle w:val="Compact"/>
-              <w:jc w:val="left"/>
+              <w:jc w:val="center"/>
             </w:pPr>
             <w:r>
               <w:rPr>
@@ -1730,7 +1745,7 @@
           <w:p>
             <w:pPr>
               <w:pStyle w:val="Compact"/>
-              <w:jc w:val="left"/>
+              <w:jc w:val="center"/>
             </w:pPr>
             <w:r>
               <w:rPr>
@@ -1853,6 +1868,12 @@
       <m:oMathPara>
         <m:oMathParaPr>
           <m:jc m:val="center"/>
+          <m:ctrlPr>
+            <w:rPr>
+              <w:sz w:val="28"/>
+              <w:szCs w:val="28"/>
+            </w:rPr>
+          </m:ctrlPr>
         </m:oMathParaPr>
         <m:oMath>
           <m:sSub>
@@ -2006,6 +2027,12 @@
       <m:oMathPara>
         <m:oMathParaPr>
           <m:jc m:val="center"/>
+          <m:ctrlPr>
+            <w:rPr>
+              <w:sz w:val="28"/>
+              <w:szCs w:val="28"/>
+            </w:rPr>
+          </m:ctrlPr>
         </m:oMathParaPr>
         <m:oMath>
           <m:r>
@@ -2265,6 +2292,14 @@
         <w:t xml:space="preserve">：</w:t>
       </w:r>
       <m:oMath>
+        <m:oMathPr>
+          <m:ctrlPr>
+            <w:rPr>
+              <w:sz w:val="28"/>
+              <w:szCs w:val="28"/>
+            </w:rPr>
+          </m:ctrlPr>
+        </m:oMathPr>
         <m:sSub>
           <m:e>
             <m:r>
@@ -2358,7 +2393,7 @@
           <w:p>
             <w:pPr>
               <w:pStyle w:val="Compact"/>
-              <w:jc w:val="left"/>
+              <w:jc w:val="center"/>
             </w:pPr>
             <w:r>
               <w:rPr>
@@ -2390,7 +2425,7 @@
           <w:p>
             <w:pPr>
               <w:pStyle w:val="Compact"/>
-              <w:jc w:val="left"/>
+              <w:jc w:val="center"/>
             </w:pPr>
             <w:r>
               <w:rPr>
@@ -2424,7 +2459,7 @@
           <w:p>
             <w:pPr>
               <w:pStyle w:val="Compact"/>
-              <w:jc w:val="left"/>
+              <w:jc w:val="center"/>
             </w:pPr>
             <w:r>
               <w:rPr>
@@ -2454,7 +2489,7 @@
           <w:p>
             <w:pPr>
               <w:pStyle w:val="Compact"/>
-              <w:jc w:val="left"/>
+              <w:jc w:val="center"/>
             </w:pPr>
             <w:r>
               <w:rPr>
@@ -2490,7 +2525,7 @@
           <w:p>
             <w:pPr>
               <w:pStyle w:val="Compact"/>
-              <w:jc w:val="left"/>
+              <w:jc w:val="center"/>
             </w:pPr>
             <w:r>
               <w:rPr>
@@ -2520,7 +2555,7 @@
           <w:p>
             <w:pPr>
               <w:pStyle w:val="Compact"/>
-              <w:jc w:val="left"/>
+              <w:jc w:val="center"/>
             </w:pPr>
             <w:r>
               <w:rPr>
@@ -2556,7 +2591,7 @@
           <w:p>
             <w:pPr>
               <w:pStyle w:val="Compact"/>
-              <w:jc w:val="left"/>
+              <w:jc w:val="center"/>
             </w:pPr>
             <w:r>
               <w:rPr>
@@ -2586,7 +2621,7 @@
           <w:p>
             <w:pPr>
               <w:pStyle w:val="Compact"/>
-              <w:jc w:val="left"/>
+              <w:jc w:val="center"/>
             </w:pPr>
             <w:r>
               <w:rPr>
@@ -2618,7 +2653,7 @@
           <w:p>
             <w:pPr>
               <w:pStyle w:val="Compact"/>
-              <w:jc w:val="left"/>
+              <w:jc w:val="center"/>
             </w:pPr>
             <w:r>
               <w:rPr>
@@ -2648,7 +2683,7 @@
           <w:p>
             <w:pPr>
               <w:pStyle w:val="Compact"/>
-              <w:jc w:val="left"/>
+              <w:jc w:val="center"/>
             </w:pPr>
             <w:r>
               <w:rPr>
@@ -2680,7 +2715,7 @@
           <w:p>
             <w:pPr>
               <w:pStyle w:val="Compact"/>
-              <w:jc w:val="left"/>
+              <w:jc w:val="center"/>
             </w:pPr>
             <w:r>
               <w:rPr>
@@ -2710,7 +2745,7 @@
           <w:p>
             <w:pPr>
               <w:pStyle w:val="Compact"/>
-              <w:jc w:val="left"/>
+              <w:jc w:val="center"/>
             </w:pPr>
             <w:r>
               <w:rPr>
@@ -2746,7 +2781,7 @@
           <w:p>
             <w:pPr>
               <w:pStyle w:val="Compact"/>
-              <w:jc w:val="left"/>
+              <w:jc w:val="center"/>
             </w:pPr>
             <w:r>
               <w:rPr>
@@ -2776,7 +2811,7 @@
           <w:p>
             <w:pPr>
               <w:pStyle w:val="Compact"/>
-              <w:jc w:val="left"/>
+              <w:jc w:val="center"/>
             </w:pPr>
             <w:r>
               <w:rPr>
@@ -2936,6 +2971,12 @@
       <m:oMathPara>
         <m:oMathParaPr>
           <m:jc m:val="center"/>
+          <m:ctrlPr>
+            <w:rPr>
+              <w:sz w:val="28"/>
+              <w:szCs w:val="28"/>
+            </w:rPr>
+          </m:ctrlPr>
         </m:oMathParaPr>
         <m:oMath>
           <m:r>
@@ -3142,6 +3183,14 @@
         <w:t xml:space="preserve"> </w:t>
       </w:r>
       <m:oMath>
+        <m:oMathPr>
+          <m:ctrlPr>
+            <w:rPr>
+              <w:sz w:val="28"/>
+              <w:szCs w:val="28"/>
+            </w:rPr>
+          </m:ctrlPr>
+        </m:oMathPr>
         <m:r>
           <m:rPr>
             <m:sty m:val="p"/>
@@ -3205,6 +3254,14 @@
         <w:t xml:space="preserve">mol/L（两位有效数字），</w:t>
       </w:r>
       <m:oMath>
+        <m:oMathPr>
+          <m:ctrlPr>
+            <w:rPr>
+              <w:sz w:val="28"/>
+              <w:szCs w:val="28"/>
+            </w:rPr>
+          </m:ctrlPr>
+        </m:oMathPr>
         <m:r>
           <m:rPr>
             <m:sty m:val="p"/>
@@ -3422,6 +3479,12 @@
       <m:oMathPara>
         <m:oMathParaPr>
           <m:jc m:val="center"/>
+          <m:ctrlPr>
+            <w:rPr>
+              <w:sz w:val="28"/>
+              <w:szCs w:val="28"/>
+            </w:rPr>
+          </m:ctrlPr>
         </m:oMathParaPr>
         <m:oMath>
           <m:r>
@@ -3522,6 +3585,12 @@
       <m:oMathPara>
         <m:oMathParaPr>
           <m:jc m:val="center"/>
+          <m:ctrlPr>
+            <w:rPr>
+              <w:sz w:val="28"/>
+              <w:szCs w:val="28"/>
+            </w:rPr>
+          </m:ctrlPr>
         </m:oMathParaPr>
         <m:oMath>
           <m:r>
@@ -3606,6 +3675,12 @@
       <m:oMathPara>
         <m:oMathParaPr>
           <m:jc m:val="center"/>
+          <m:ctrlPr>
+            <w:rPr>
+              <w:sz w:val="28"/>
+              <w:szCs w:val="28"/>
+            </w:rPr>
+          </m:ctrlPr>
         </m:oMathParaPr>
         <m:oMath>
           <m:f>
@@ -3753,6 +3828,14 @@
         <w:t xml:space="preserve"> </w:t>
       </w:r>
       <m:oMath>
+        <m:oMathPr>
+          <m:ctrlPr>
+            <w:rPr>
+              <w:sz w:val="28"/>
+              <w:szCs w:val="28"/>
+            </w:rPr>
+          </m:ctrlPr>
+        </m:oMathPr>
         <m:r>
           <m:t>α</m:t>
         </m:r>
@@ -3858,6 +3941,12 @@
       <m:oMathPara>
         <m:oMathParaPr>
           <m:jc m:val="center"/>
+          <m:ctrlPr>
+            <w:rPr>
+              <w:sz w:val="28"/>
+              <w:szCs w:val="28"/>
+            </w:rPr>
+          </m:ctrlPr>
         </m:oMathParaPr>
         <m:oMath>
           <m:sSub>
@@ -4068,7 +4157,7 @@
           <w:p>
             <w:pPr>
               <w:pStyle w:val="Compact"/>
-              <w:jc w:val="left"/>
+              <w:jc w:val="center"/>
             </w:pPr>
             <w:r>
               <w:rPr>
@@ -4116,7 +4205,7 @@
           <w:p>
             <w:pPr>
               <w:pStyle w:val="Compact"/>
-              <w:jc w:val="left"/>
+              <w:jc w:val="center"/>
             </w:pPr>
             <w:r>
               <w:rPr>
@@ -4132,7 +4221,7 @@
           <w:p>
             <w:pPr>
               <w:pStyle w:val="Compact"/>
-              <w:jc w:val="left"/>
+              <w:jc w:val="center"/>
             </w:pPr>
             <w:r>
               <w:rPr>
@@ -4150,7 +4239,7 @@
           <w:p>
             <w:pPr>
               <w:pStyle w:val="Compact"/>
-              <w:jc w:val="left"/>
+              <w:jc w:val="center"/>
             </w:pPr>
             <w:r>
               <w:rPr>
@@ -4218,7 +4307,7 @@
           <w:p>
             <w:pPr>
               <w:pStyle w:val="Compact"/>
-              <w:jc w:val="left"/>
+              <w:jc w:val="center"/>
             </w:pPr>
             <w:r>
               <w:rPr>
@@ -4239,7 +4328,7 @@
           <w:p>
             <w:pPr>
               <w:pStyle w:val="Compact"/>
-              <w:jc w:val="left"/>
+              <w:jc w:val="center"/>
             </w:pPr>
             <w:r>
               <w:rPr>
@@ -4256,7 +4345,7 @@
           <w:p>
             <w:pPr>
               <w:pStyle w:val="Compact"/>
-              <w:jc w:val="left"/>
+              <w:jc w:val="center"/>
             </w:pPr>
             <w:r>
               <w:rPr>
@@ -4324,7 +4413,7 @@
           <w:p>
             <w:pPr>
               <w:pStyle w:val="Compact"/>
-              <w:jc w:val="left"/>
+              <w:jc w:val="center"/>
             </w:pPr>
             <w:r>
               <w:rPr>
@@ -4345,7 +4434,7 @@
           <w:p>
             <w:pPr>
               <w:pStyle w:val="Compact"/>
-              <w:jc w:val="left"/>
+              <w:jc w:val="center"/>
             </w:pPr>
             <m:oMath>
               <m:r>
@@ -4406,7 +4495,7 @@
           <w:p>
             <w:pPr>
               <w:pStyle w:val="Compact"/>
-              <w:jc w:val="left"/>
+              <w:jc w:val="center"/>
             </w:pPr>
             <w:r>
               <w:rPr>
@@ -4480,7 +4569,7 @@
           <w:p>
             <w:pPr>
               <w:pStyle w:val="Compact"/>
-              <w:jc w:val="left"/>
+              <w:jc w:val="center"/>
             </w:pPr>
             <w:r>
               <w:rPr>
@@ -4507,7 +4596,7 @@
           <w:p>
             <w:pPr>
               <w:pStyle w:val="Compact"/>
-              <w:jc w:val="left"/>
+              <w:jc w:val="center"/>
             </w:pPr>
             <w:r>
               <w:rPr>
@@ -4563,6 +4652,14 @@
         <w:t xml:space="preserve">为例（</w:t>
       </w:r>
       <m:oMath>
+        <m:oMathPr>
+          <m:ctrlPr>
+            <w:rPr>
+              <w:sz w:val="28"/>
+              <w:szCs w:val="28"/>
+            </w:rPr>
+          </m:ctrlPr>
+        </m:oMathPr>
         <m:sSub>
           <m:e>
             <m:r>
@@ -4619,6 +4716,14 @@
         <w:t xml:space="preserve">，</w:t>
       </w:r>
       <m:oMath>
+        <m:oMathPr>
+          <m:ctrlPr>
+            <w:rPr>
+              <w:sz w:val="28"/>
+              <w:szCs w:val="28"/>
+            </w:rPr>
+          </m:ctrlPr>
+        </m:oMathPr>
         <m:sSub>
           <m:e>
             <m:r>
@@ -4697,6 +4802,14 @@
         <w:t xml:space="preserve"> </w:t>
       </w:r>
       <m:oMath>
+        <m:oMathPr>
+          <m:ctrlPr>
+            <w:rPr>
+              <w:sz w:val="28"/>
+              <w:szCs w:val="28"/>
+            </w:rPr>
+          </m:ctrlPr>
+        </m:oMathPr>
         <m:sSub>
           <m:e>
             <m:r>
@@ -4744,6 +4857,14 @@
         <w:t xml:space="preserve"> </w:t>
       </w:r>
       <m:oMath>
+        <m:oMathPr>
+          <m:ctrlPr>
+            <w:rPr>
+              <w:sz w:val="28"/>
+              <w:szCs w:val="28"/>
+            </w:rPr>
+          </m:ctrlPr>
+        </m:oMathPr>
         <m:sSup>
           <m:e>
             <m:r>
@@ -4846,6 +4967,14 @@
         <w:t xml:space="preserve">：</w:t>
       </w:r>
       <m:oMath>
+        <m:oMathPr>
+          <m:ctrlPr>
+            <w:rPr>
+              <w:sz w:val="28"/>
+              <w:szCs w:val="28"/>
+            </w:rPr>
+          </m:ctrlPr>
+        </m:oMathPr>
         <m:r>
           <m:rPr>
             <m:sty m:val="p"/>
@@ -4920,6 +5049,14 @@
         <w:t xml:space="preserve"> </w:t>
       </w:r>
       <m:oMath>
+        <m:oMathPr>
+          <m:ctrlPr>
+            <w:rPr>
+              <w:sz w:val="28"/>
+              <w:szCs w:val="28"/>
+            </w:rPr>
+          </m:ctrlPr>
+        </m:oMathPr>
         <m:r>
           <m:rPr>
             <m:sty m:val="p"/>
@@ -4954,6 +5091,14 @@
         <w:t xml:space="preserve">：</w:t>
       </w:r>
       <m:oMath>
+        <m:oMathPr>
+          <m:ctrlPr>
+            <w:rPr>
+              <w:sz w:val="28"/>
+              <w:szCs w:val="28"/>
+            </w:rPr>
+          </m:ctrlPr>
+        </m:oMathPr>
         <m:r>
           <m:rPr>
             <m:sty m:val="p"/>
@@ -5037,6 +5182,14 @@
         <w:t xml:space="preserve"> </w:t>
       </w:r>
       <m:oMath>
+        <m:oMathPr>
+          <m:ctrlPr>
+            <w:rPr>
+              <w:sz w:val="28"/>
+              <w:szCs w:val="28"/>
+            </w:rPr>
+          </m:ctrlPr>
+        </m:oMathPr>
         <m:r>
           <m:rPr>
             <m:sty m:val="p"/>
@@ -5105,6 +5258,14 @@
         <w:t xml:space="preserve">H₂A，</w:t>
       </w:r>
       <m:oMath>
+        <m:oMathPr>
+          <m:ctrlPr>
+            <w:rPr>
+              <w:sz w:val="28"/>
+              <w:szCs w:val="28"/>
+            </w:rPr>
+          </m:ctrlPr>
+        </m:oMathPr>
         <m:r>
           <m:rPr>
             <m:sty m:val="p"/>
@@ -5210,6 +5371,14 @@
         <w:t xml:space="preserve"> </w:t>
       </w:r>
       <m:oMath>
+        <m:oMathPr>
+          <m:ctrlPr>
+            <w:rPr>
+              <w:sz w:val="28"/>
+              <w:szCs w:val="28"/>
+            </w:rPr>
+          </m:ctrlPr>
+        </m:oMathPr>
         <m:r>
           <m:rPr>
             <m:sty m:val="p"/>
@@ -5335,6 +5504,14 @@
         <w:t xml:space="preserve"> </w:t>
       </w:r>
       <m:oMath>
+        <m:oMathPr>
+          <m:ctrlPr>
+            <w:rPr>
+              <w:sz w:val="28"/>
+              <w:szCs w:val="28"/>
+            </w:rPr>
+          </m:ctrlPr>
+        </m:oMathPr>
         <m:r>
           <m:rPr>
             <m:sty m:val="p"/>
@@ -5492,6 +5669,12 @@
       <m:oMathPara>
         <m:oMathParaPr>
           <m:jc m:val="center"/>
+          <m:ctrlPr>
+            <w:rPr>
+              <w:sz w:val="28"/>
+              <w:szCs w:val="28"/>
+            </w:rPr>
+          </m:ctrlPr>
         </m:oMathParaPr>
         <m:oMath>
           <m:r>
@@ -5747,6 +5930,14 @@
         <w:t xml:space="preserve"> </w:t>
       </w:r>
       <m:oMath>
+        <m:oMathPr>
+          <m:ctrlPr>
+            <w:rPr>
+              <w:sz w:val="28"/>
+              <w:szCs w:val="28"/>
+            </w:rPr>
+          </m:ctrlPr>
+        </m:oMathPr>
         <m:r>
           <m:t>4.5</m:t>
         </m:r>
@@ -5788,6 +5979,14 @@
         <w:t xml:space="preserve"> </w:t>
       </w:r>
       <m:oMath>
+        <m:oMathPr>
+          <m:ctrlPr>
+            <w:rPr>
+              <w:sz w:val="28"/>
+              <w:szCs w:val="28"/>
+            </w:rPr>
+          </m:ctrlPr>
+        </m:oMathPr>
         <m:r>
           <m:t>4.7</m:t>
         </m:r>
@@ -5830,6 +6029,12 @@
       <m:oMathPara>
         <m:oMathParaPr>
           <m:jc m:val="center"/>
+          <m:ctrlPr>
+            <w:rPr>
+              <w:sz w:val="28"/>
+              <w:szCs w:val="28"/>
+            </w:rPr>
+          </m:ctrlPr>
         </m:oMathParaPr>
         <m:oMath>
           <m:r>
@@ -6047,6 +6252,14 @@
         <w:t xml:space="preserve">作为碱的倾向（</w:t>
       </w:r>
       <m:oMath>
+        <m:oMathPr>
+          <m:ctrlPr>
+            <w:rPr>
+              <w:sz w:val="28"/>
+              <w:szCs w:val="28"/>
+            </w:rPr>
+          </m:ctrlPr>
+        </m:oMathPr>
         <m:sSub>
           <m:e>
             <m:r>
@@ -6139,6 +6352,14 @@
         <w:t xml:space="preserve">）大于作为酸的倾向（</w:t>
       </w:r>
       <m:oMath>
+        <m:oMathPr>
+          <m:ctrlPr>
+            <w:rPr>
+              <w:sz w:val="28"/>
+              <w:szCs w:val="28"/>
+            </w:rPr>
+          </m:ctrlPr>
+        </m:oMathPr>
         <m:sSub>
           <m:e>
             <m:r>
@@ -6352,6 +6573,14 @@
         <w:t xml:space="preserve">消耗：</w:t>
       </w:r>
       <m:oMath>
+        <m:oMathPr>
+          <m:ctrlPr>
+            <w:rPr>
+              <w:sz w:val="28"/>
+              <w:szCs w:val="28"/>
+            </w:rPr>
+          </m:ctrlPr>
+        </m:oMathPr>
         <m:r>
           <m:rPr>
             <m:nor/>
@@ -6391,6 +6620,14 @@
         <w:t xml:space="preserve">消耗：</w:t>
       </w:r>
       <m:oMath>
+        <m:oMathPr>
+          <m:ctrlPr>
+            <w:rPr>
+              <w:sz w:val="28"/>
+              <w:szCs w:val="28"/>
+            </w:rPr>
+          </m:ctrlPr>
+        </m:oMathPr>
         <m:r>
           <m:rPr>
             <m:nor/>
@@ -6422,6 +6659,12 @@
       <m:oMathPara>
         <m:oMathParaPr>
           <m:jc m:val="center"/>
+          <m:ctrlPr>
+            <w:rPr>
+              <w:sz w:val="28"/>
+              <w:szCs w:val="28"/>
+            </w:rPr>
+          </m:ctrlPr>
         </m:oMathParaPr>
         <m:oMath>
           <m:r>
@@ -6569,6 +6812,14 @@
         <w:t xml:space="preserve">有效缓冲范围：</w:t>
       </w:r>
       <m:oMath>
+        <m:oMathPr>
+          <m:ctrlPr>
+            <w:rPr>
+              <w:sz w:val="28"/>
+              <w:szCs w:val="28"/>
+            </w:rPr>
+          </m:ctrlPr>
+        </m:oMathPr>
         <m:r>
           <m:rPr>
             <m:sty m:val="p"/>
@@ -6628,6 +6879,14 @@
         <w:t xml:space="preserve">最大缓冲容量：</w:t>
       </w:r>
       <m:oMath>
+        <m:oMathPr>
+          <m:ctrlPr>
+            <w:rPr>
+              <w:sz w:val="28"/>
+              <w:szCs w:val="28"/>
+            </w:rPr>
+          </m:ctrlPr>
+        </m:oMathPr>
         <m:r>
           <m:rPr>
             <m:sty m:val="p"/>
@@ -6702,6 +6961,14 @@
         <w:t xml:space="preserve"> </w:t>
       </w:r>
       <m:oMath>
+        <m:oMathPr>
+          <m:ctrlPr>
+            <w:rPr>
+              <w:sz w:val="28"/>
+              <w:szCs w:val="28"/>
+            </w:rPr>
+          </m:ctrlPr>
+        </m:oMathPr>
         <m:r>
           <m:rPr>
             <m:sty m:val="p"/>
@@ -6881,6 +7148,12 @@
       <m:oMathPara>
         <m:oMathParaPr>
           <m:jc m:val="center"/>
+          <m:ctrlPr>
+            <w:rPr>
+              <w:sz w:val="28"/>
+              <w:szCs w:val="28"/>
+            </w:rPr>
+          </m:ctrlPr>
         </m:oMathParaPr>
         <m:oMath>
           <m:r>
@@ -6976,7 +7249,7 @@
           <w:p>
             <w:pPr>
               <w:pStyle w:val="Compact"/>
-              <w:jc w:val="left"/>
+              <w:jc w:val="center"/>
             </w:pPr>
             <w:r>
               <w:rPr>
@@ -7008,7 +7281,7 @@
           <w:p>
             <w:pPr>
               <w:pStyle w:val="Compact"/>
-              <w:jc w:val="left"/>
+              <w:jc w:val="center"/>
             </w:pPr>
             <w:r>
               <w:rPr>
@@ -7026,7 +7299,7 @@
           <w:p>
             <w:pPr>
               <w:pStyle w:val="Compact"/>
-              <w:jc w:val="left"/>
+              <w:jc w:val="center"/>
             </w:pPr>
             <w:r>
               <w:rPr>
@@ -7056,7 +7329,7 @@
           <w:p>
             <w:pPr>
               <w:pStyle w:val="Compact"/>
-              <w:jc w:val="left"/>
+              <w:jc w:val="center"/>
             </w:pPr>
             <w:r>
               <w:rPr>
@@ -7073,7 +7346,7 @@
           <w:p>
             <w:pPr>
               <w:pStyle w:val="Compact"/>
-              <w:jc w:val="left"/>
+              <w:jc w:val="center"/>
             </w:pPr>
             <w:r>
               <w:rPr>
@@ -7103,7 +7376,7 @@
           <w:p>
             <w:pPr>
               <w:pStyle w:val="Compact"/>
-              <w:jc w:val="left"/>
+              <w:jc w:val="center"/>
             </w:pPr>
             <w:r>
               <w:rPr>
@@ -7120,7 +7393,7 @@
           <w:p>
             <w:pPr>
               <w:pStyle w:val="Compact"/>
-              <w:jc w:val="left"/>
+              <w:jc w:val="center"/>
             </w:pPr>
             <w:r>
               <w:rPr>
@@ -7150,7 +7423,7 @@
           <w:p>
             <w:pPr>
               <w:pStyle w:val="Compact"/>
-              <w:jc w:val="left"/>
+              <w:jc w:val="center"/>
             </w:pPr>
             <w:r>
               <w:rPr>
@@ -7167,7 +7440,7 @@
           <w:p>
             <w:pPr>
               <w:pStyle w:val="Compact"/>
-              <w:jc w:val="left"/>
+              <w:jc w:val="center"/>
             </w:pPr>
             <w:r>
               <w:rPr>
@@ -7197,7 +7470,7 @@
           <w:p>
             <w:pPr>
               <w:pStyle w:val="Compact"/>
-              <w:jc w:val="left"/>
+              <w:jc w:val="center"/>
             </w:pPr>
             <w:r>
               <w:rPr>
@@ -7417,6 +7690,14 @@
         <w:t xml:space="preserve">：</w:t>
       </w:r>
       <m:oMath>
+        <m:oMathPr>
+          <m:ctrlPr>
+            <w:rPr>
+              <w:sz w:val="28"/>
+              <w:szCs w:val="28"/>
+            </w:rPr>
+          </m:ctrlPr>
+        </m:oMathPr>
         <m:r>
           <m:rPr>
             <m:nor/>
@@ -7467,7 +7748,7 @@
           <w:p>
             <w:pPr>
               <w:pStyle w:val="Compact"/>
-              <w:jc w:val="left"/>
+              <w:jc w:val="center"/>
             </w:pPr>
             <w:r>
               <w:rPr>
@@ -7483,7 +7764,7 @@
           <w:p>
             <w:pPr>
               <w:pStyle w:val="Compact"/>
-              <w:jc w:val="left"/>
+              <w:jc w:val="center"/>
             </w:pPr>
             <w:r>
               <w:rPr>
@@ -7501,7 +7782,7 @@
           <w:p>
             <w:pPr>
               <w:pStyle w:val="Compact"/>
-              <w:jc w:val="left"/>
+              <w:jc w:val="center"/>
             </w:pPr>
             <w:r>
               <w:rPr>
@@ -7516,7 +7797,7 @@
           <w:p>
             <w:pPr>
               <w:pStyle w:val="Compact"/>
-              <w:jc w:val="left"/>
+              <w:jc w:val="center"/>
             </w:pPr>
             <w:r>
               <w:rPr>
@@ -7533,7 +7814,7 @@
           <w:p>
             <w:pPr>
               <w:pStyle w:val="Compact"/>
-              <w:jc w:val="left"/>
+              <w:jc w:val="center"/>
             </w:pPr>
             <w:r>
               <w:rPr>
@@ -7548,7 +7829,7 @@
           <w:p>
             <w:pPr>
               <w:pStyle w:val="Compact"/>
-              <w:jc w:val="left"/>
+              <w:jc w:val="center"/>
             </w:pPr>
             <w:r>
               <w:rPr>
@@ -7565,7 +7846,7 @@
           <w:p>
             <w:pPr>
               <w:pStyle w:val="Compact"/>
-              <w:jc w:val="left"/>
+              <w:jc w:val="center"/>
             </w:pPr>
             <w:r>
               <w:rPr>
@@ -7586,7 +7867,7 @@
           <w:p>
             <w:pPr>
               <w:pStyle w:val="Compact"/>
-              <w:jc w:val="left"/>
+              <w:jc w:val="center"/>
             </w:pPr>
             <w:r>
               <w:rPr>
@@ -7639,7 +7920,7 @@
           <w:p>
             <w:pPr>
               <w:pStyle w:val="Compact"/>
-              <w:jc w:val="left"/>
+              <w:jc w:val="center"/>
             </w:pPr>
             <w:r>
               <w:rPr>
@@ -7655,7 +7936,7 @@
           <w:p>
             <w:pPr>
               <w:pStyle w:val="Compact"/>
-              <w:jc w:val="left"/>
+              <w:jc w:val="center"/>
             </w:pPr>
             <w:r>
               <w:rPr>
@@ -7673,7 +7954,7 @@
           <w:p>
             <w:pPr>
               <w:pStyle w:val="Compact"/>
-              <w:jc w:val="left"/>
+              <w:jc w:val="center"/>
             </w:pPr>
             <w:r>
               <w:rPr>
@@ -7688,7 +7969,7 @@
           <w:p>
             <w:pPr>
               <w:pStyle w:val="Compact"/>
-              <w:jc w:val="left"/>
+              <w:jc w:val="center"/>
             </w:pPr>
             <w:r>
               <w:rPr>
@@ -7705,7 +7986,7 @@
           <w:p>
             <w:pPr>
               <w:pStyle w:val="Compact"/>
-              <w:jc w:val="left"/>
+              <w:jc w:val="center"/>
             </w:pPr>
             <w:r>
               <w:rPr>
@@ -7726,7 +8007,7 @@
           <w:p>
             <w:pPr>
               <w:pStyle w:val="Compact"/>
-              <w:jc w:val="left"/>
+              <w:jc w:val="center"/>
             </w:pPr>
             <w:r>
               <w:rPr>
@@ -7743,7 +8024,7 @@
           <w:p>
             <w:pPr>
               <w:pStyle w:val="Compact"/>
-              <w:jc w:val="left"/>
+              <w:jc w:val="center"/>
             </w:pPr>
             <w:r>
               <w:rPr>
@@ -7770,7 +8051,7 @@
           <w:p>
             <w:pPr>
               <w:pStyle w:val="Compact"/>
-              <w:jc w:val="left"/>
+              <w:jc w:val="center"/>
             </w:pPr>
             <w:r>
               <w:rPr>
@@ -8285,7 +8566,7 @@
           <w:p>
             <w:pPr>
               <w:pStyle w:val="Compact"/>
-              <w:jc w:val="left"/>
+              <w:jc w:val="center"/>
             </w:pPr>
             <w:r>
               <w:rPr>
@@ -8317,7 +8598,7 @@
           <w:p>
             <w:pPr>
               <w:pStyle w:val="Compact"/>
-              <w:jc w:val="left"/>
+              <w:jc w:val="center"/>
             </w:pPr>
             <w:r>
               <w:rPr>
@@ -8335,7 +8616,7 @@
           <w:p>
             <w:pPr>
               <w:pStyle w:val="Compact"/>
-              <w:jc w:val="left"/>
+              <w:jc w:val="center"/>
             </w:pPr>
             <w:r>
               <w:rPr>
@@ -8377,7 +8658,7 @@
           <w:p>
             <w:pPr>
               <w:pStyle w:val="Compact"/>
-              <w:jc w:val="left"/>
+              <w:jc w:val="center"/>
             </w:pPr>
             <w:r>
               <w:rPr>
@@ -8394,7 +8675,7 @@
           <w:p>
             <w:pPr>
               <w:pStyle w:val="Compact"/>
-              <w:jc w:val="left"/>
+              <w:jc w:val="center"/>
             </w:pPr>
             <w:r>
               <w:rPr>
@@ -8436,7 +8717,7 @@
           <w:p>
             <w:pPr>
               <w:pStyle w:val="Compact"/>
-              <w:jc w:val="left"/>
+              <w:jc w:val="center"/>
             </w:pPr>
             <w:r>
               <w:rPr>
@@ -8453,7 +8734,7 @@
           <w:p>
             <w:pPr>
               <w:pStyle w:val="Compact"/>
-              <w:jc w:val="left"/>
+              <w:jc w:val="center"/>
             </w:pPr>
             <w:r>
               <w:rPr>
@@ -8495,7 +8776,7 @@
           <w:p>
             <w:pPr>
               <w:pStyle w:val="Compact"/>
-              <w:jc w:val="left"/>
+              <w:jc w:val="center"/>
             </w:pPr>
             <w:r>
               <w:rPr>
@@ -8512,7 +8793,7 @@
           <w:p>
             <w:pPr>
               <w:pStyle w:val="Compact"/>
-              <w:jc w:val="left"/>
+              <w:jc w:val="center"/>
             </w:pPr>
             <w:r>
               <w:rPr>
@@ -8554,7 +8835,7 @@
           <w:p>
             <w:pPr>
               <w:pStyle w:val="Compact"/>
-              <w:jc w:val="left"/>
+              <w:jc w:val="center"/>
             </w:pPr>
             <w:r>
               <w:rPr>
@@ -8601,7 +8882,7 @@
           <w:p>
             <w:pPr>
               <w:pStyle w:val="Compact"/>
-              <w:jc w:val="left"/>
+              <w:jc w:val="center"/>
             </w:pPr>
             <w:r>
               <w:rPr>
@@ -8617,7 +8898,7 @@
           <w:p>
             <w:pPr>
               <w:pStyle w:val="Compact"/>
-              <w:jc w:val="left"/>
+              <w:jc w:val="center"/>
             </w:pPr>
             <w:r>
               <w:rPr>
@@ -8633,7 +8914,7 @@
           <w:p>
             <w:pPr>
               <w:pStyle w:val="Compact"/>
-              <w:jc w:val="left"/>
+              <w:jc w:val="center"/>
             </w:pPr>
             <w:r>
               <w:rPr>
@@ -8649,7 +8930,7 @@
           <w:p>
             <w:pPr>
               <w:pStyle w:val="Compact"/>
-              <w:jc w:val="left"/>
+              <w:jc w:val="center"/>
             </w:pPr>
             <w:r>
               <w:rPr>
@@ -8667,7 +8948,7 @@
           <w:p>
             <w:pPr>
               <w:pStyle w:val="Compact"/>
-              <w:jc w:val="left"/>
+              <w:jc w:val="center"/>
             </w:pPr>
             <w:r>
               <w:rPr>
@@ -8684,7 +8965,7 @@
           <w:p>
             <w:pPr>
               <w:pStyle w:val="Compact"/>
-              <w:jc w:val="left"/>
+              <w:jc w:val="center"/>
             </w:pPr>
             <w:r>
               <w:rPr>
@@ -8699,7 +8980,7 @@
           <w:p>
             <w:pPr>
               <w:pStyle w:val="Compact"/>
-              <w:jc w:val="left"/>
+              <w:jc w:val="center"/>
             </w:pPr>
             <w:r>
               <w:rPr>
@@ -8714,7 +8995,7 @@
           <w:p>
             <w:pPr>
               <w:pStyle w:val="Compact"/>
-              <w:jc w:val="left"/>
+              <w:jc w:val="center"/>
             </w:pPr>
             <w:r>
               <w:rPr>
@@ -8731,7 +9012,7 @@
           <w:p>
             <w:pPr>
               <w:pStyle w:val="Compact"/>
-              <w:jc w:val="left"/>
+              <w:jc w:val="center"/>
             </w:pPr>
             <w:r>
               <w:rPr>
@@ -8748,7 +9029,7 @@
           <w:p>
             <w:pPr>
               <w:pStyle w:val="Compact"/>
-              <w:jc w:val="left"/>
+              <w:jc w:val="center"/>
             </w:pPr>
             <w:r>
               <w:rPr>
@@ -8763,7 +9044,7 @@
           <w:p>
             <w:pPr>
               <w:pStyle w:val="Compact"/>
-              <w:jc w:val="left"/>
+              <w:jc w:val="center"/>
             </w:pPr>
             <w:r>
               <w:rPr>
@@ -8778,7 +9059,7 @@
           <w:p>
             <w:pPr>
               <w:pStyle w:val="Compact"/>
-              <w:jc w:val="left"/>
+              <w:jc w:val="center"/>
             </w:pPr>
             <w:r>
               <w:rPr>
@@ -8823,7 +9104,7 @@
           <w:p>
             <w:pPr>
               <w:pStyle w:val="Compact"/>
-              <w:jc w:val="left"/>
+              <w:jc w:val="center"/>
             </w:pPr>
             <w:r>
               <w:rPr>
@@ -8839,7 +9120,7 @@
           <w:p>
             <w:pPr>
               <w:pStyle w:val="Compact"/>
-              <w:jc w:val="left"/>
+              <w:jc w:val="center"/>
             </w:pPr>
             <w:r>
               <w:rPr>
@@ -8857,7 +9138,7 @@
           <w:p>
             <w:pPr>
               <w:pStyle w:val="Compact"/>
-              <w:jc w:val="left"/>
+              <w:jc w:val="center"/>
             </w:pPr>
             <w:r>
               <w:rPr>
@@ -8937,7 +9218,7 @@
           <w:p>
             <w:pPr>
               <w:pStyle w:val="Compact"/>
-              <w:jc w:val="left"/>
+              <w:jc w:val="center"/>
             </w:pPr>
             <w:r>
               <w:rPr>
@@ -9002,7 +9283,7 @@
           <w:p>
             <w:pPr>
               <w:pStyle w:val="Compact"/>
-              <w:jc w:val="left"/>
+              <w:jc w:val="center"/>
             </w:pPr>
             <w:r>
               <w:rPr>
@@ -9035,7 +9316,7 @@
           <w:p>
             <w:pPr>
               <w:pStyle w:val="Compact"/>
-              <w:jc w:val="left"/>
+              <w:jc w:val="center"/>
             </w:pPr>
             <w:r>
               <w:rPr>
@@ -9100,7 +9381,7 @@
           <w:p>
             <w:pPr>
               <w:pStyle w:val="Compact"/>
-              <w:jc w:val="left"/>
+              <w:jc w:val="center"/>
             </w:pPr>
             <w:r>
               <w:rPr>
@@ -9168,7 +9449,7 @@
           <w:p>
             <w:pPr>
               <w:pStyle w:val="Compact"/>
-              <w:jc w:val="left"/>
+              <w:jc w:val="center"/>
             </w:pPr>
             <w:r>
               <w:rPr>
@@ -9208,12 +9489,6 @@
       <w:pPr>
         <w:pStyle w:val="BlockText"/>
       </w:pPr>
-      <w:r>
-        <w:t xml:space="preserve">⚠️</w:t>
-      </w:r>
-      <w:r>
-        <w:t xml:space="preserve"> </w:t>
-      </w:r>
       <w:r>
         <w:rPr>
           <w:rFonts w:hint="eastAsia" w:eastAsia="SimSun" w:ascii="Times New Roman" w:hAnsi="Times New Roman"/>
@@ -9306,7 +9581,7 @@
           <w:p>
             <w:pPr>
               <w:pStyle w:val="Compact"/>
-              <w:jc w:val="left"/>
+              <w:jc w:val="center"/>
             </w:pPr>
             <w:r>
               <w:rPr>
@@ -9322,7 +9597,7 @@
           <w:p>
             <w:pPr>
               <w:pStyle w:val="Compact"/>
-              <w:jc w:val="left"/>
+              <w:jc w:val="center"/>
             </w:pPr>
             <w:r>
               <w:rPr>
@@ -9345,7 +9620,7 @@
           <w:p>
             <w:pPr>
               <w:pStyle w:val="Compact"/>
-              <w:jc w:val="left"/>
+              <w:jc w:val="center"/>
             </w:pPr>
             <w:r>
               <w:rPr>
@@ -9368,7 +9643,7 @@
           <w:p>
             <w:pPr>
               <w:pStyle w:val="Compact"/>
-              <w:jc w:val="left"/>
+              <w:jc w:val="center"/>
             </w:pPr>
             <w:r>
               <w:rPr>
@@ -9386,7 +9661,7 @@
           <w:p>
             <w:pPr>
               <w:pStyle w:val="Compact"/>
-              <w:jc w:val="left"/>
+              <w:jc w:val="center"/>
             </w:pPr>
             <w:r>
               <w:rPr>
@@ -9403,7 +9678,7 @@
           <w:p>
             <w:pPr>
               <w:pStyle w:val="Compact"/>
-              <w:jc w:val="left"/>
+              <w:jc w:val="center"/>
             </w:pPr>
             <w:r>
               <w:rPr>
@@ -9418,7 +9693,7 @@
           <w:p>
             <w:pPr>
               <w:pStyle w:val="Compact"/>
-              <w:jc w:val="left"/>
+              <w:jc w:val="center"/>
             </w:pPr>
             <w:r>
               <w:rPr>
@@ -9433,7 +9708,7 @@
           <w:p>
             <w:pPr>
               <w:pStyle w:val="Compact"/>
-              <w:jc w:val="left"/>
+              <w:jc w:val="center"/>
             </w:pPr>
             <w:r>
               <w:rPr>
@@ -9450,7 +9725,7 @@
           <w:p>
             <w:pPr>
               <w:pStyle w:val="Compact"/>
-              <w:jc w:val="left"/>
+              <w:jc w:val="center"/>
             </w:pPr>
             <w:r>
               <w:rPr>
@@ -9467,7 +9742,7 @@
           <w:p>
             <w:pPr>
               <w:pStyle w:val="Compact"/>
-              <w:jc w:val="left"/>
+              <w:jc w:val="center"/>
             </w:pPr>
             <w:r>
               <w:rPr>
@@ -9482,7 +9757,7 @@
           <w:p>
             <w:pPr>
               <w:pStyle w:val="Compact"/>
-              <w:jc w:val="left"/>
+              <w:jc w:val="center"/>
             </w:pPr>
             <w:r>
               <w:rPr>
@@ -9497,7 +9772,7 @@
           <w:p>
             <w:pPr>
               <w:pStyle w:val="Compact"/>
-              <w:jc w:val="left"/>
+              <w:jc w:val="center"/>
             </w:pPr>
             <w:r>
               <w:rPr>
@@ -9514,7 +9789,7 @@
           <w:p>
             <w:pPr>
               <w:pStyle w:val="Compact"/>
-              <w:jc w:val="left"/>
+              <w:jc w:val="center"/>
             </w:pPr>
             <w:r>
               <w:rPr>
@@ -9531,7 +9806,7 @@
           <w:p>
             <w:pPr>
               <w:pStyle w:val="Compact"/>
-              <w:jc w:val="left"/>
+              <w:jc w:val="center"/>
             </w:pPr>
             <w:r>
               <w:rPr>
@@ -9546,7 +9821,7 @@
           <w:p>
             <w:pPr>
               <w:pStyle w:val="Compact"/>
-              <w:jc w:val="left"/>
+              <w:jc w:val="center"/>
             </w:pPr>
             <w:r>
               <w:rPr>
@@ -9561,7 +9836,7 @@
           <w:p>
             <w:pPr>
               <w:pStyle w:val="Compact"/>
-              <w:jc w:val="left"/>
+              <w:jc w:val="center"/>
             </w:pPr>
             <w:r>
               <w:rPr>
@@ -9578,7 +9853,7 @@
           <w:p>
             <w:pPr>
               <w:pStyle w:val="Compact"/>
-              <w:jc w:val="left"/>
+              <w:jc w:val="center"/>
             </w:pPr>
             <w:r>
               <w:rPr>
@@ -9595,7 +9870,7 @@
           <w:p>
             <w:pPr>
               <w:pStyle w:val="Compact"/>
-              <w:jc w:val="left"/>
+              <w:jc w:val="center"/>
             </w:pPr>
             <w:r>
               <w:rPr>
@@ -9622,7 +9897,7 @@
           <w:p>
             <w:pPr>
               <w:pStyle w:val="Compact"/>
-              <w:jc w:val="left"/>
+              <w:jc w:val="center"/>
             </w:pPr>
             <w:r>
               <w:rPr>
@@ -9637,7 +9912,7 @@
           <w:p>
             <w:pPr>
               <w:pStyle w:val="Compact"/>
-              <w:jc w:val="left"/>
+              <w:jc w:val="center"/>
             </w:pPr>
             <w:r>
               <w:rPr>
@@ -9654,7 +9929,7 @@
           <w:p>
             <w:pPr>
               <w:pStyle w:val="Compact"/>
-              <w:jc w:val="left"/>
+              <w:jc w:val="center"/>
             </w:pPr>
             <w:r>
               <w:rPr>
@@ -9671,7 +9946,7 @@
           <w:p>
             <w:pPr>
               <w:pStyle w:val="Compact"/>
-              <w:jc w:val="left"/>
+              <w:jc w:val="center"/>
             </w:pPr>
             <w:r>
               <w:rPr>
@@ -9686,7 +9961,7 @@
           <w:p>
             <w:pPr>
               <w:pStyle w:val="Compact"/>
-              <w:jc w:val="left"/>
+              <w:jc w:val="center"/>
             </w:pPr>
             <w:r>
               <w:rPr>
@@ -9701,7 +9976,7 @@
           <w:p>
             <w:pPr>
               <w:pStyle w:val="Compact"/>
-              <w:jc w:val="left"/>
+              <w:jc w:val="center"/>
             </w:pPr>
             <w:r>
               <w:rPr>
@@ -10006,7 +10281,7 @@
           <w:p>
             <w:pPr>
               <w:pStyle w:val="Compact"/>
-              <w:jc w:val="left"/>
+              <w:jc w:val="center"/>
             </w:pPr>
             <w:r>
               <w:rPr>
@@ -10022,7 +10297,7 @@
           <w:p>
             <w:pPr>
               <w:pStyle w:val="Compact"/>
-              <w:jc w:val="left"/>
+              <w:jc w:val="center"/>
             </w:pPr>
             <w:r>
               <w:rPr>
@@ -10038,7 +10313,7 @@
           <w:p>
             <w:pPr>
               <w:pStyle w:val="Compact"/>
-              <w:jc w:val="left"/>
+              <w:jc w:val="center"/>
             </w:pPr>
             <w:r>
               <w:rPr>
@@ -10056,7 +10331,7 @@
           <w:p>
             <w:pPr>
               <w:pStyle w:val="Compact"/>
-              <w:jc w:val="left"/>
+              <w:jc w:val="center"/>
             </w:pPr>
             <w:r>
               <w:rPr>
@@ -10077,7 +10352,7 @@
           <w:p>
             <w:pPr>
               <w:pStyle w:val="Compact"/>
-              <w:jc w:val="left"/>
+              <w:jc w:val="center"/>
             </w:pPr>
             <m:oMath>
               <m:r>
@@ -10118,7 +10393,7 @@
           <w:p>
             <w:pPr>
               <w:pStyle w:val="Compact"/>
-              <w:jc w:val="left"/>
+              <w:jc w:val="center"/>
             </w:pPr>
             <m:oMath>
               <m:r>
@@ -10190,7 +10465,7 @@
           <w:p>
             <w:pPr>
               <w:pStyle w:val="Compact"/>
-              <w:jc w:val="left"/>
+              <w:jc w:val="center"/>
             </w:pPr>
             <w:r>
               <w:rPr>
@@ -10211,7 +10486,7 @@
           <w:p>
             <w:pPr>
               <w:pStyle w:val="Compact"/>
-              <w:jc w:val="left"/>
+              <w:jc w:val="center"/>
             </w:pPr>
             <m:oMath>
               <m:r>
@@ -10252,7 +10527,7 @@
           <w:p>
             <w:pPr>
               <w:pStyle w:val="Compact"/>
-              <w:jc w:val="left"/>
+              <w:jc w:val="center"/>
             </w:pPr>
             <m:oMath>
               <m:r>
@@ -10330,7 +10605,7 @@
           <w:p>
             <w:pPr>
               <w:pStyle w:val="Compact"/>
-              <w:jc w:val="left"/>
+              <w:jc w:val="center"/>
             </w:pPr>
             <w:r>
               <w:rPr>
@@ -10351,7 +10626,7 @@
           <w:p>
             <w:pPr>
               <w:pStyle w:val="Compact"/>
-              <w:jc w:val="left"/>
+              <w:jc w:val="center"/>
             </w:pPr>
             <m:oMath>
               <m:sSub>
@@ -10398,7 +10673,7 @@
           <w:p>
             <w:pPr>
               <w:pStyle w:val="Compact"/>
-              <w:jc w:val="left"/>
+              <w:jc w:val="center"/>
             </w:pPr>
             <m:oMath>
               <m:r>
@@ -10535,7 +10810,7 @@
           <w:p>
             <w:pPr>
               <w:pStyle w:val="Compact"/>
-              <w:jc w:val="left"/>
+              <w:jc w:val="center"/>
             </w:pPr>
             <w:r>
               <w:rPr>
@@ -10556,7 +10831,7 @@
           <w:p>
             <w:pPr>
               <w:pStyle w:val="Compact"/>
-              <w:jc w:val="left"/>
+              <w:jc w:val="center"/>
             </w:pPr>
             <w:r>
               <w:rPr>
@@ -10571,7 +10846,7 @@
           <w:p>
             <w:pPr>
               <w:pStyle w:val="Compact"/>
-              <w:jc w:val="left"/>
+              <w:jc w:val="center"/>
             </w:pPr>
             <m:oMath>
               <m:r>
@@ -10658,7 +10933,7 @@
           <w:p>
             <w:pPr>
               <w:pStyle w:val="Compact"/>
-              <w:jc w:val="left"/>
+              <w:jc w:val="center"/>
             </w:pPr>
             <w:r>
               <w:rPr>
@@ -10679,7 +10954,7 @@
           <w:p>
             <w:pPr>
               <w:pStyle w:val="Compact"/>
-              <w:jc w:val="left"/>
+              <w:jc w:val="center"/>
             </w:pPr>
             <w:r>
               <w:rPr>
@@ -10694,7 +10969,7 @@
           <w:p>
             <w:pPr>
               <w:pStyle w:val="Compact"/>
-              <w:jc w:val="left"/>
+              <w:jc w:val="center"/>
             </w:pPr>
             <m:oMath>
               <m:r>
@@ -10901,6 +11176,14 @@
         <w:t xml:space="preserve"> </w:t>
       </w:r>
       <m:oMath>
+        <m:oMathPr>
+          <m:ctrlPr>
+            <w:rPr>
+              <w:sz w:val="28"/>
+              <w:szCs w:val="28"/>
+            </w:rPr>
+          </m:ctrlPr>
+        </m:oMathPr>
         <m:r>
           <m:t>1.8</m:t>
         </m:r>
@@ -10951,6 +11234,14 @@
         <w:t xml:space="preserve"> </w:t>
       </w:r>
       <m:oMath>
+        <m:oMathPr>
+          <m:ctrlPr>
+            <w:rPr>
+              <w:sz w:val="28"/>
+              <w:szCs w:val="28"/>
+            </w:rPr>
+          </m:ctrlPr>
+        </m:oMathPr>
         <m:r>
           <m:t>6.2</m:t>
         </m:r>
@@ -11022,6 +11313,14 @@
         <w:t xml:space="preserve"> </w:t>
       </w:r>
       <m:oMath>
+        <m:oMathPr>
+          <m:ctrlPr>
+            <w:rPr>
+              <w:sz w:val="28"/>
+              <w:szCs w:val="28"/>
+            </w:rPr>
+          </m:ctrlPr>
+        </m:oMathPr>
         <m:r>
           <m:rPr>
             <m:nor/>
@@ -11080,6 +11379,14 @@
         <w:t xml:space="preserve">（1）利用共轭关系：</w:t>
       </w:r>
       <m:oMath>
+        <m:oMathPr>
+          <m:ctrlPr>
+            <w:rPr>
+              <w:sz w:val="28"/>
+              <w:szCs w:val="28"/>
+            </w:rPr>
+          </m:ctrlPr>
+        </m:oMathPr>
         <m:sSub>
           <m:e>
             <m:r>
@@ -11226,6 +11533,12 @@
       <m:oMathPara>
         <m:oMathParaPr>
           <m:jc m:val="center"/>
+          <m:ctrlPr>
+            <w:rPr>
+              <w:sz w:val="28"/>
+              <w:szCs w:val="28"/>
+            </w:rPr>
+          </m:ctrlPr>
         </m:oMathParaPr>
         <m:oMath>
           <m:sSub>
@@ -11468,6 +11781,12 @@
       <m:oMathPara>
         <m:oMathParaPr>
           <m:jc m:val="center"/>
+          <m:ctrlPr>
+            <w:rPr>
+              <w:sz w:val="28"/>
+              <w:szCs w:val="28"/>
+            </w:rPr>
+          </m:ctrlPr>
         </m:oMathParaPr>
         <m:oMath>
           <m:r>
@@ -11880,6 +12199,14 @@
         <w:t xml:space="preserve">：</w:t>
       </w:r>
       <m:oMath>
+        <m:oMathPr>
+          <m:ctrlPr>
+            <w:rPr>
+              <w:sz w:val="28"/>
+              <w:szCs w:val="28"/>
+            </w:rPr>
+          </m:ctrlPr>
+        </m:oMathPr>
         <m:sSub>
           <m:e>
             <m:r>
@@ -11969,6 +12296,14 @@
         <w:t xml:space="preserve">；</w:t>
       </w:r>
       <m:oMath>
+        <m:oMathPr>
+          <m:ctrlPr>
+            <w:rPr>
+              <w:sz w:val="28"/>
+              <w:szCs w:val="28"/>
+            </w:rPr>
+          </m:ctrlPr>
+        </m:oMathPr>
         <m:r>
           <m:t>K</m:t>
         </m:r>
@@ -12085,6 +12420,14 @@
         <w:t xml:space="preserve">pH（</w:t>
       </w:r>
       <m:oMath>
+        <m:oMathPr>
+          <m:ctrlPr>
+            <w:rPr>
+              <w:sz w:val="28"/>
+              <w:szCs w:val="28"/>
+            </w:rPr>
+          </m:ctrlPr>
+        </m:oMathPr>
         <m:sSub>
           <m:e>
             <m:r>
@@ -12268,6 +12611,12 @@
       <m:oMathPara>
         <m:oMathParaPr>
           <m:jc m:val="center"/>
+          <m:ctrlPr>
+            <w:rPr>
+              <w:sz w:val="28"/>
+              <w:szCs w:val="28"/>
+            </w:rPr>
+          </m:ctrlPr>
         </m:oMathParaPr>
         <m:oMath>
           <m:r>
@@ -12397,6 +12746,14 @@
         <w:t xml:space="preserve"> </w:t>
       </w:r>
       <m:oMath>
+        <m:oMathPr>
+          <m:ctrlPr>
+            <w:rPr>
+              <w:sz w:val="28"/>
+              <w:szCs w:val="28"/>
+            </w:rPr>
+          </m:ctrlPr>
+        </m:oMathPr>
         <m:r>
           <m:rPr>
             <m:sty m:val="p"/>
@@ -12436,6 +12793,14 @@
         <w:t xml:space="preserve"> </w:t>
       </w:r>
       <m:oMath>
+        <m:oMathPr>
+          <m:ctrlPr>
+            <w:rPr>
+              <w:sz w:val="28"/>
+              <w:szCs w:val="28"/>
+            </w:rPr>
+          </m:ctrlPr>
+        </m:oMathPr>
         <m:r>
           <m:rPr>
             <m:sty m:val="p"/>
@@ -12472,6 +12837,14 @@
         <w:t xml:space="preserve">，</w:t>
       </w:r>
       <m:oMath>
+        <m:oMathPr>
+          <m:ctrlPr>
+            <w:rPr>
+              <w:sz w:val="28"/>
+              <w:szCs w:val="28"/>
+            </w:rPr>
+          </m:ctrlPr>
+        </m:oMathPr>
         <m:r>
           <m:rPr>
             <m:sty m:val="p"/>
@@ -12524,6 +12897,12 @@
       <m:oMathPara>
         <m:oMathParaPr>
           <m:jc m:val="center"/>
+          <m:ctrlPr>
+            <w:rPr>
+              <w:sz w:val="28"/>
+              <w:szCs w:val="28"/>
+            </w:rPr>
+          </m:ctrlPr>
         </m:oMathParaPr>
         <m:oMath>
           <m:f>
@@ -12602,6 +12981,12 @@
       <m:oMathPara>
         <m:oMathParaPr>
           <m:jc m:val="center"/>
+          <m:ctrlPr>
+            <w:rPr>
+              <w:sz w:val="28"/>
+              <w:szCs w:val="28"/>
+            </w:rPr>
+          </m:ctrlPr>
         </m:oMathParaPr>
         <m:oMath>
           <m:sSup>
@@ -12683,6 +13068,12 @@
       <m:oMathPara>
         <m:oMathParaPr>
           <m:jc m:val="center"/>
+          <m:ctrlPr>
+            <w:rPr>
+              <w:sz w:val="28"/>
+              <w:szCs w:val="28"/>
+            </w:rPr>
+          </m:ctrlPr>
         </m:oMathParaPr>
         <m:oMath>
           <m:sSup>
@@ -12785,6 +13176,12 @@
       <m:oMathPara>
         <m:oMathParaPr>
           <m:jc m:val="center"/>
+          <m:ctrlPr>
+            <w:rPr>
+              <w:sz w:val="28"/>
+              <w:szCs w:val="28"/>
+            </w:rPr>
+          </m:ctrlPr>
         </m:oMathParaPr>
         <m:oMath>
           <m:r>
@@ -12955,6 +13352,12 @@
       <m:oMathPara>
         <m:oMathParaPr>
           <m:jc m:val="center"/>
+          <m:ctrlPr>
+            <w:rPr>
+              <w:sz w:val="28"/>
+              <w:szCs w:val="28"/>
+            </w:rPr>
+          </m:ctrlPr>
         </m:oMathParaPr>
         <m:oMath>
           <m:r>
@@ -13095,6 +13498,12 @@
       <m:oMathPara>
         <m:oMathParaPr>
           <m:jc m:val="center"/>
+          <m:ctrlPr>
+            <w:rPr>
+              <w:sz w:val="28"/>
+              <w:szCs w:val="28"/>
+            </w:rPr>
+          </m:ctrlPr>
         </m:oMathParaPr>
         <m:oMath>
           <m:r>
@@ -13291,6 +13700,12 @@
       <m:oMathPara>
         <m:oMathParaPr>
           <m:jc m:val="center"/>
+          <m:ctrlPr>
+            <w:rPr>
+              <w:sz w:val="28"/>
+              <w:szCs w:val="28"/>
+            </w:rPr>
+          </m:ctrlPr>
         </m:oMathParaPr>
         <m:oMath>
           <m:r>
@@ -13419,6 +13834,12 @@
       <m:oMathPara>
         <m:oMathParaPr>
           <m:jc m:val="center"/>
+          <m:ctrlPr>
+            <w:rPr>
+              <w:sz w:val="28"/>
+              <w:szCs w:val="28"/>
+            </w:rPr>
+          </m:ctrlPr>
         </m:oMathParaPr>
         <m:oMath>
           <m:r>
@@ -13524,6 +13945,14 @@
         <w:t xml:space="preserve"> </w:t>
       </w:r>
       <m:oMath>
+        <m:oMathPr>
+          <m:ctrlPr>
+            <w:rPr>
+              <w:sz w:val="28"/>
+              <w:szCs w:val="28"/>
+            </w:rPr>
+          </m:ctrlPr>
+        </m:oMathPr>
         <m:r>
           <m:rPr>
             <m:sty m:val="p"/>
@@ -13664,6 +14093,14 @@
         <w:t xml:space="preserve"> </w:t>
       </w:r>
       <m:oMath>
+        <m:oMathPr>
+          <m:ctrlPr>
+            <w:rPr>
+              <w:sz w:val="28"/>
+              <w:szCs w:val="28"/>
+            </w:rPr>
+          </m:ctrlPr>
+        </m:oMathPr>
         <m:r>
           <m:rPr>
             <m:sty m:val="p"/>
@@ -14350,7 +14787,7 @@
           <w:p>
             <w:pPr>
               <w:pStyle w:val="Compact"/>
-              <w:jc w:val="left"/>
+              <w:jc w:val="center"/>
             </w:pPr>
             <w:r>
               <w:rPr>
@@ -14366,7 +14803,7 @@
           <w:p>
             <w:pPr>
               <w:pStyle w:val="Compact"/>
-              <w:jc w:val="left"/>
+              <w:jc w:val="center"/>
             </w:pPr>
             <w:r>
               <w:rPr>
@@ -14382,7 +14819,7 @@
           <w:p>
             <w:pPr>
               <w:pStyle w:val="Compact"/>
-              <w:jc w:val="left"/>
+              <w:jc w:val="center"/>
             </w:pPr>
             <w:r>
               <w:rPr>
@@ -14400,7 +14837,7 @@
           <w:p>
             <w:pPr>
               <w:pStyle w:val="Compact"/>
-              <w:jc w:val="left"/>
+              <w:jc w:val="center"/>
             </w:pPr>
             <w:r>
               <w:rPr>
@@ -14425,7 +14862,7 @@
           <w:p>
             <w:pPr>
               <w:pStyle w:val="Compact"/>
-              <w:jc w:val="left"/>
+              <w:jc w:val="center"/>
             </w:pPr>
             <w:r>
               <w:rPr>
@@ -14446,7 +14883,7 @@
           <w:p>
             <w:pPr>
               <w:pStyle w:val="Compact"/>
-              <w:jc w:val="left"/>
+              <w:jc w:val="center"/>
             </w:pPr>
             <w:r>
               <w:rPr>
@@ -14463,7 +14900,7 @@
           <w:p>
             <w:pPr>
               <w:pStyle w:val="Compact"/>
-              <w:jc w:val="left"/>
+              <w:jc w:val="center"/>
             </w:pPr>
             <w:r>
               <w:rPr>
@@ -14488,7 +14925,7 @@
           <w:p>
             <w:pPr>
               <w:pStyle w:val="Compact"/>
-              <w:jc w:val="left"/>
+              <w:jc w:val="center"/>
             </w:pPr>
             <m:oMath>
               <m:sSub>
@@ -14565,7 +15002,7 @@
           <w:p>
             <w:pPr>
               <w:pStyle w:val="Compact"/>
-              <w:jc w:val="left"/>
+              <w:jc w:val="center"/>
             </w:pPr>
             <w:r>
               <w:rPr>
@@ -14588,7 +15025,7 @@
           <w:p>
             <w:pPr>
               <w:pStyle w:val="Compact"/>
-              <w:jc w:val="left"/>
+              <w:jc w:val="center"/>
             </w:pPr>
             <w:r>
               <w:rPr>
@@ -14605,7 +15042,7 @@
           <w:p>
             <w:pPr>
               <w:pStyle w:val="Compact"/>
-              <w:jc w:val="left"/>
+              <w:jc w:val="center"/>
             </w:pPr>
             <w:r>
               <w:rPr>
@@ -14664,7 +15101,7 @@
           <w:p>
             <w:pPr>
               <w:pStyle w:val="Compact"/>
-              <w:jc w:val="left"/>
+              <w:jc w:val="center"/>
             </w:pPr>
             <w:r>
               <w:rPr>
@@ -14681,7 +15118,7 @@
           <w:p>
             <w:pPr>
               <w:pStyle w:val="Compact"/>
-              <w:jc w:val="left"/>
+              <w:jc w:val="center"/>
             </w:pPr>
             <w:r>
               <w:rPr>
@@ -14698,7 +15135,7 @@
           <w:p>
             <w:pPr>
               <w:pStyle w:val="Compact"/>
-              <w:jc w:val="left"/>
+              <w:jc w:val="center"/>
             </w:pPr>
             <m:oMath>
               <m:sSub>
@@ -14813,7 +15250,7 @@
           <w:p>
             <w:pPr>
               <w:pStyle w:val="Compact"/>
-              <w:jc w:val="left"/>
+              <w:jc w:val="center"/>
             </w:pPr>
             <w:r>
               <w:rPr>
@@ -14886,7 +15323,7 @@
           <w:p>
             <w:pPr>
               <w:pStyle w:val="Compact"/>
-              <w:jc w:val="left"/>
+              <w:jc w:val="center"/>
             </w:pPr>
             <w:r>
               <w:rPr>
@@ -14903,7 +15340,7 @@
           <w:p>
             <w:pPr>
               <w:pStyle w:val="Compact"/>
-              <w:jc w:val="left"/>
+              <w:jc w:val="center"/>
             </w:pPr>
             <m:oMath>
               <m:r>
@@ -15006,7 +15443,7 @@
           <w:p>
             <w:pPr>
               <w:pStyle w:val="Compact"/>
-              <w:jc w:val="left"/>
+              <w:jc w:val="center"/>
             </w:pPr>
             <w:r>
               <w:rPr>
@@ -15047,7 +15484,7 @@
           <w:p>
             <w:pPr>
               <w:pStyle w:val="Compact"/>
-              <w:jc w:val="left"/>
+              <w:jc w:val="center"/>
             </w:pPr>
             <w:r>
               <w:rPr>
@@ -15064,7 +15501,7 @@
           <w:p>
             <w:pPr>
               <w:pStyle w:val="Compact"/>
-              <w:jc w:val="left"/>
+              <w:jc w:val="center"/>
             </w:pPr>
             <m:oMath>
               <m:r>
@@ -15198,7 +15635,7 @@
           <w:p>
             <w:pPr>
               <w:pStyle w:val="Compact"/>
-              <w:jc w:val="left"/>
+              <w:jc w:val="center"/>
             </w:pPr>
             <w:r>
               <w:rPr>
@@ -15215,7 +15652,7 @@
           <w:p>
             <w:pPr>
               <w:pStyle w:val="Compact"/>
-              <w:jc w:val="left"/>
+              <w:jc w:val="center"/>
             </w:pPr>
             <w:r>
               <w:rPr>
@@ -15240,7 +15677,7 @@
           <w:p>
             <w:pPr>
               <w:pStyle w:val="Compact"/>
-              <w:jc w:val="left"/>
+              <w:jc w:val="center"/>
             </w:pPr>
             <w:r>
               <w:rPr>
@@ -15255,7 +15692,7 @@
           <w:p>
             <w:pPr>
               <w:pStyle w:val="Compact"/>
-              <w:jc w:val="left"/>
+              <w:jc w:val="center"/>
             </w:pPr>
             <w:r>
               <w:rPr>
@@ -15290,7 +15727,7 @@
           <w:p>
             <w:pPr>
               <w:pStyle w:val="Compact"/>
-              <w:jc w:val="left"/>
+              <w:jc w:val="center"/>
             </w:pPr>
             <w:r>
               <w:rPr>
@@ -15307,7 +15744,7 @@
           <w:p>
             <w:pPr>
               <w:pStyle w:val="Compact"/>
-              <w:jc w:val="left"/>
+              <w:jc w:val="center"/>
             </w:pPr>
             <w:r>
               <w:rPr>
@@ -15328,7 +15765,7 @@
           <w:p>
             <w:pPr>
               <w:pStyle w:val="Compact"/>
-              <w:jc w:val="left"/>
+              <w:jc w:val="center"/>
             </w:pPr>
             <w:r>
               <w:rPr>
@@ -15430,6 +15867,14 @@
         <w:t xml:space="preserve"> </w:t>
       </w:r>
       <m:oMath>
+        <m:oMathPr>
+          <m:ctrlPr>
+            <w:rPr>
+              <w:sz w:val="28"/>
+              <w:szCs w:val="28"/>
+            </w:rPr>
+          </m:ctrlPr>
+        </m:oMathPr>
         <m:r>
           <m:t>1.8</m:t>
         </m:r>
@@ -15480,6 +15925,14 @@
         <w:t xml:space="preserve"> </w:t>
       </w:r>
       <m:oMath>
+        <m:oMathPr>
+          <m:ctrlPr>
+            <w:rPr>
+              <w:sz w:val="28"/>
+              <w:szCs w:val="28"/>
+            </w:rPr>
+          </m:ctrlPr>
+        </m:oMathPr>
         <m:r>
           <m:t>5.6</m:t>
         </m:r>
@@ -15618,6 +16071,14 @@
         <w:t xml:space="preserve"> </w:t>
       </w:r>
       <m:oMath>
+        <m:oMathPr>
+          <m:ctrlPr>
+            <w:rPr>
+              <w:sz w:val="28"/>
+              <w:szCs w:val="28"/>
+            </w:rPr>
+          </m:ctrlPr>
+        </m:oMathPr>
         <m:r>
           <m:t>3.5</m:t>
         </m:r>
@@ -15677,6 +16138,14 @@
         <w:t xml:space="preserve"> </w:t>
       </w:r>
       <m:oMath>
+        <m:oMathPr>
+          <m:ctrlPr>
+            <w:rPr>
+              <w:sz w:val="28"/>
+              <w:szCs w:val="28"/>
+            </w:rPr>
+          </m:ctrlPr>
+        </m:oMathPr>
         <m:r>
           <m:t>6.2</m:t>
         </m:r>
@@ -15751,6 +16220,14 @@
         <w:t xml:space="preserve"> </w:t>
       </w:r>
       <m:oMath>
+        <m:oMathPr>
+          <m:ctrlPr>
+            <w:rPr>
+              <w:sz w:val="28"/>
+              <w:szCs w:val="28"/>
+            </w:rPr>
+          </m:ctrlPr>
+        </m:oMathPr>
         <m:r>
           <m:t>1.4</m:t>
         </m:r>
@@ -15836,6 +16313,14 @@
         <w:t xml:space="preserve"> </w:t>
       </w:r>
       <m:oMath>
+        <m:oMathPr>
+          <m:ctrlPr>
+            <w:rPr>
+              <w:sz w:val="28"/>
+              <w:szCs w:val="28"/>
+            </w:rPr>
+          </m:ctrlPr>
+        </m:oMathPr>
         <m:r>
           <m:t>8.9</m:t>
         </m:r>
@@ -15877,6 +16362,14 @@
         <w:t xml:space="preserve"> </w:t>
       </w:r>
       <m:oMath>
+        <m:oMathPr>
+          <m:ctrlPr>
+            <w:rPr>
+              <w:sz w:val="28"/>
+              <w:szCs w:val="28"/>
+            </w:rPr>
+          </m:ctrlPr>
+        </m:oMathPr>
         <m:r>
           <m:t>1.2</m:t>
         </m:r>
@@ -15935,6 +16428,14 @@
         <w:t xml:space="preserve"> </w:t>
       </w:r>
       <m:oMath>
+        <m:oMathPr>
+          <m:ctrlPr>
+            <w:rPr>
+              <w:sz w:val="28"/>
+              <w:szCs w:val="28"/>
+            </w:rPr>
+          </m:ctrlPr>
+        </m:oMathPr>
         <m:r>
           <m:t>4.5</m:t>
         </m:r>
@@ -15976,6 +16477,14 @@
         <w:t xml:space="preserve"> </w:t>
       </w:r>
       <m:oMath>
+        <m:oMathPr>
+          <m:ctrlPr>
+            <w:rPr>
+              <w:sz w:val="28"/>
+              <w:szCs w:val="28"/>
+            </w:rPr>
+          </m:ctrlPr>
+        </m:oMathPr>
         <m:r>
           <m:t>4.7</m:t>
         </m:r>
@@ -16100,6 +16609,14 @@
         <w:t xml:space="preserve"> </w:t>
       </w:r>
       <m:oMath>
+        <m:oMathPr>
+          <m:ctrlPr>
+            <w:rPr>
+              <w:sz w:val="28"/>
+              <w:szCs w:val="28"/>
+            </w:rPr>
+          </m:ctrlPr>
+        </m:oMathPr>
         <m:r>
           <m:t>1.8</m:t>
         </m:r>
@@ -16193,6 +16710,14 @@
         </w:numPr>
       </w:pPr>
       <m:oMath>
+        <m:oMathPr>
+          <m:ctrlPr>
+            <w:rPr>
+              <w:sz w:val="28"/>
+              <w:szCs w:val="28"/>
+            </w:rPr>
+          </m:ctrlPr>
+        </m:oMathPr>
         <m:r>
           <m:rPr>
             <m:nor/>
@@ -16211,6 +16736,14 @@
         </w:numPr>
       </w:pPr>
       <m:oMath>
+        <m:oMathPr>
+          <m:ctrlPr>
+            <w:rPr>
+              <w:sz w:val="28"/>
+              <w:szCs w:val="28"/>
+            </w:rPr>
+          </m:ctrlPr>
+        </m:oMathPr>
         <m:r>
           <m:rPr>
             <m:nor/>
@@ -16229,6 +16762,14 @@
         </w:numPr>
       </w:pPr>
       <m:oMath>
+        <m:oMathPr>
+          <m:ctrlPr>
+            <w:rPr>
+              <w:sz w:val="28"/>
+              <w:szCs w:val="28"/>
+            </w:rPr>
+          </m:ctrlPr>
+        </m:oMathPr>
         <m:r>
           <m:rPr>
             <m:nor/>
@@ -16528,6 +17069,14 @@
         </w:numPr>
       </w:pPr>
       <m:oMath>
+        <m:oMathPr>
+          <m:ctrlPr>
+            <w:rPr>
+              <w:sz w:val="28"/>
+              <w:szCs w:val="28"/>
+            </w:rPr>
+          </m:ctrlPr>
+        </m:oMathPr>
         <m:sSub>
           <m:e>
             <m:r>
@@ -16680,6 +17229,14 @@
         <w:t xml:space="preserve"> </w:t>
       </w:r>
       <m:oMath>
+        <m:oMathPr>
+          <m:ctrlPr>
+            <w:rPr>
+              <w:sz w:val="28"/>
+              <w:szCs w:val="28"/>
+            </w:rPr>
+          </m:ctrlPr>
+        </m:oMathPr>
         <m:sSub>
           <m:e>
             <m:r>
@@ -16948,6 +17505,14 @@
         </w:numPr>
       </w:pPr>
       <m:oMath>
+        <m:oMathPr>
+          <m:ctrlPr>
+            <w:rPr>
+              <w:sz w:val="28"/>
+              <w:szCs w:val="28"/>
+            </w:rPr>
+          </m:ctrlPr>
+        </m:oMathPr>
         <m:r>
           <m:t>c</m:t>
         </m:r>
@@ -17058,6 +17623,14 @@
         <w:t xml:space="preserve"> </w:t>
       </w:r>
       <m:oMath>
+        <m:oMathPr>
+          <m:ctrlPr>
+            <w:rPr>
+              <w:sz w:val="28"/>
+              <w:szCs w:val="28"/>
+            </w:rPr>
+          </m:ctrlPr>
+        </m:oMathPr>
         <m:r>
           <m:rPr>
             <m:sty m:val="p"/>
@@ -17180,6 +17753,14 @@
         </w:numPr>
       </w:pPr>
       <m:oMath>
+        <m:oMathPr>
+          <m:ctrlPr>
+            <w:rPr>
+              <w:sz w:val="28"/>
+              <w:szCs w:val="28"/>
+            </w:rPr>
+          </m:ctrlPr>
+        </m:oMathPr>
         <m:sSub>
           <m:e>
             <m:r>
@@ -17332,6 +17913,14 @@
         <w:t xml:space="preserve"> </w:t>
       </w:r>
       <m:oMath>
+        <m:oMathPr>
+          <m:ctrlPr>
+            <w:rPr>
+              <w:sz w:val="28"/>
+              <w:szCs w:val="28"/>
+            </w:rPr>
+          </m:ctrlPr>
+        </m:oMathPr>
         <m:r>
           <m:t>c</m:t>
         </m:r>
@@ -17424,6 +18013,14 @@
         <w:t xml:space="preserve"> </w:t>
       </w:r>
       <m:oMath>
+        <m:oMathPr>
+          <m:ctrlPr>
+            <w:rPr>
+              <w:sz w:val="28"/>
+              <w:szCs w:val="28"/>
+            </w:rPr>
+          </m:ctrlPr>
+        </m:oMathPr>
         <m:r>
           <m:rPr>
             <m:sty m:val="p"/>
@@ -17584,6 +18181,14 @@
         <w:t xml:space="preserve">：</w:t>
       </w:r>
       <m:oMath>
+        <m:oMathPr>
+          <m:ctrlPr>
+            <w:rPr>
+              <w:sz w:val="28"/>
+              <w:szCs w:val="28"/>
+            </w:rPr>
+          </m:ctrlPr>
+        </m:oMathPr>
         <m:r>
           <m:t>c</m:t>
         </m:r>
@@ -17676,6 +18281,14 @@
         <w:t xml:space="preserve"> </w:t>
       </w:r>
       <m:oMath>
+        <m:oMathPr>
+          <m:ctrlPr>
+            <w:rPr>
+              <w:sz w:val="28"/>
+              <w:szCs w:val="28"/>
+            </w:rPr>
+          </m:ctrlPr>
+        </m:oMathPr>
         <m:f>
           <m:fPr>
             <m:type m:val="bar"/>
@@ -17753,6 +18366,14 @@
         <w:t xml:space="preserve"> </w:t>
       </w:r>
       <m:oMath>
+        <m:oMathPr>
+          <m:ctrlPr>
+            <w:rPr>
+              <w:sz w:val="28"/>
+              <w:szCs w:val="28"/>
+            </w:rPr>
+          </m:ctrlPr>
+        </m:oMathPr>
         <m:r>
           <m:t>x</m:t>
         </m:r>
@@ -17812,6 +18433,14 @@
         <w:t xml:space="preserve">验算：</w:t>
       </w:r>
       <m:oMath>
+        <m:oMathPr>
+          <m:ctrlPr>
+            <w:rPr>
+              <w:sz w:val="28"/>
+              <w:szCs w:val="28"/>
+            </w:rPr>
+          </m:ctrlPr>
+        </m:oMathPr>
         <m:r>
           <m:t>α</m:t>
         </m:r>
@@ -17917,6 +18546,14 @@
         <w:t xml:space="preserve">：</w:t>
       </w:r>
       <m:oMath>
+        <m:oMathPr>
+          <m:ctrlPr>
+            <w:rPr>
+              <w:sz w:val="28"/>
+              <w:szCs w:val="28"/>
+            </w:rPr>
+          </m:ctrlPr>
+        </m:oMathPr>
         <m:sSub>
           <m:e>
             <m:r>
@@ -17964,6 +18601,14 @@
         <w:t xml:space="preserve"> </w:t>
       </w:r>
       <m:oMath>
+        <m:oMathPr>
+          <m:ctrlPr>
+            <w:rPr>
+              <w:sz w:val="28"/>
+              <w:szCs w:val="28"/>
+            </w:rPr>
+          </m:ctrlPr>
+        </m:oMathPr>
         <m:r>
           <m:t>7.4</m:t>
         </m:r>
@@ -17996,6 +18641,14 @@
         <w:t xml:space="preserve"> </w:t>
       </w:r>
       <m:oMath>
+        <m:oMathPr>
+          <m:ctrlPr>
+            <w:rPr>
+              <w:sz w:val="28"/>
+              <w:szCs w:val="28"/>
+            </w:rPr>
+          </m:ctrlPr>
+        </m:oMathPr>
         <m:r>
           <m:rPr>
             <m:sty m:val="p"/>
@@ -18115,6 +18768,14 @@
         <w:t xml:space="preserve"> </w:t>
       </w:r>
       <m:oMath>
+        <m:oMathPr>
+          <m:ctrlPr>
+            <w:rPr>
+              <w:sz w:val="28"/>
+              <w:szCs w:val="28"/>
+            </w:rPr>
+          </m:ctrlPr>
+        </m:oMathPr>
         <m:r>
           <m:rPr>
             <m:sty m:val="p"/>
@@ -18221,6 +18882,14 @@
         </w:numPr>
       </w:pPr>
       <m:oMath>
+        <m:oMathPr>
+          <m:ctrlPr>
+            <w:rPr>
+              <w:sz w:val="28"/>
+              <w:szCs w:val="28"/>
+            </w:rPr>
+          </m:ctrlPr>
+        </m:oMathPr>
         <m:r>
           <m:rPr>
             <m:sty m:val="p"/>
@@ -18382,6 +19051,14 @@
         <w:t xml:space="preserve">7）。原因：</w:t>
       </w:r>
       <m:oMath>
+        <m:oMathPr>
+          <m:ctrlPr>
+            <w:rPr>
+              <w:sz w:val="28"/>
+              <w:szCs w:val="28"/>
+            </w:rPr>
+          </m:ctrlPr>
+        </m:oMathPr>
         <m:sSub>
           <m:e>
             <m:r>
@@ -18603,6 +19280,14 @@
         <w:t xml:space="preserve"> </w:t>
       </w:r>
       <m:oMath>
+        <m:oMathPr>
+          <m:ctrlPr>
+            <w:rPr>
+              <w:sz w:val="28"/>
+              <w:szCs w:val="28"/>
+            </w:rPr>
+          </m:ctrlPr>
+        </m:oMathPr>
         <m:r>
           <m:rPr>
             <m:sty m:val="p"/>

--- a/06-学生侧材料/讲义/2026-06-23-酸碱理论.docx
+++ b/06-学生侧材料/讲义/2026-06-23-酸碱理论.docx
@@ -9487,8 +9487,14 @@
     </w:tbl>
     <w:p>
       <w:pPr>
-        <w:pStyle w:val="BlockText"/>
-      </w:pPr>
+        <w:pStyle w:val="BodyText"/>
+      </w:pPr>
+      <w:r>
+        <w:t xml:space="preserve">⚠️</w:t>
+      </w:r>
+      <w:r>
+        <w:t xml:space="preserve"> </w:t>
+      </w:r>
       <w:r>
         <w:rPr>
           <w:rFonts w:hint="eastAsia" w:eastAsia="SimSun" w:ascii="Times New Roman" w:hAnsi="Times New Roman"/>
